--- a/documentation/en/5_Functional_Operational_Documentation.docx
+++ b/documentation/en/5_Functional_Operational_Documentation.docx
@@ -35,9 +35,9 @@
       <w:r>
         <w:t>User and administrator operating manual</w:t>
         <w:br/>
-        <w:t>Technical source: oli_v6_deploy.py</w:t>
+        <w:t>Technical source: oli_v6_deploy.py + gpt_action_api.py</w:t>
         <w:br/>
-        <w:t>Updated: May 11, 2026</w:t>
+        <w:t>Updated: July 15, 2026</w:t>
       </w:r>
     </w:p>
     <w:p/>
@@ -52,6 +52,11 @@
     <w:p>
       <w:r>
         <w:t>The app helps users review project and evaluation documents, chat with uploaded documents, classify recommendations, and analyze institutional action plans. The active interface has six top-level tabs.</w:t>
+      </w:r>
+    </w:p>
+    <w:p>
+      <w:r>
+        <w:t>The system also has a second delivery surface: three custom GPTs published in ChatGPT that reproduce the quality appraisal, specific attributes, and sustainability workflows without opening Streamlit. They are documented in section 10.</w:t>
       </w:r>
     </w:p>
     <w:p>
@@ -1286,6 +1291,1264 @@
       </w:tr>
     </w:tbl>
     <w:p/>
+    <w:p>
+      <w:pPr>
+        <w:pStyle w:val="Heading1"/>
+      </w:pPr>
+      <w:r>
+        <w:t>10. ChatGPT assistants</w:t>
+      </w:r>
+    </w:p>
+    <w:p>
+      <w:r>
+        <w:t>Beyond the Streamlit app, three of the evaluation workflows are available as custom GPTs inside ChatGPT. They require no installation and no Streamlit session: open a link, upload the DOCX in the chat, and receive a downloadable XLSX. Rubrics are loaded on the server, so users never upload them.</w:t>
+      </w:r>
+    </w:p>
+    <w:p>
+      <w:r>
+        <w:t>A dedicated end-user manual exists for this surface, Manual_Usuario_GPTs_OIT.docx, written for non-technical users.</w:t>
+      </w:r>
+    </w:p>
+    <w:p>
+      <w:pPr>
+        <w:pStyle w:val="Heading2"/>
+      </w:pPr>
+      <w:r>
+        <w:t>10.1 Links and mapping to the Streamlit tabs</w:t>
+      </w:r>
+    </w:p>
+    <w:tbl>
+      <w:tblPr>
+        <w:tblStyle w:val="TableGrid"/>
+        <w:tblW w:type="auto" w:w="0"/>
+        <w:jc w:val="center"/>
+        <w:tblLook w:firstColumn="1" w:firstRow="1" w:lastColumn="0" w:lastRow="0" w:noHBand="0" w:noVBand="1" w:val="04A0"/>
+      </w:tblPr>
+      <w:tblGrid>
+        <w:gridCol w:w="3360"/>
+        <w:gridCol w:w="3360"/>
+        <w:gridCol w:w="3360"/>
+      </w:tblGrid>
+      <w:tr>
+        <w:trPr>
+          <w:cantSplit/>
+          <w:tblHeader w:val="true"/>
+        </w:trPr>
+        <w:tc>
+          <w:tcPr>
+            <w:tcW w:type="dxa" w:w="2736"/>
+            <w:vAlign w:val="top"/>
+            <w:shd w:fill="002F6C"/>
+          </w:tcPr>
+          <w:p>
+            <w:pPr>
+              <w:spacing w:after="60"/>
+            </w:pPr>
+            <w:r/>
+            <w:r>
+              <w:rPr>
+                <w:b/>
+                <w:color w:val="FFFFFF"/>
+              </w:rPr>
+              <w:t>GPT assistant</w:t>
+            </w:r>
+          </w:p>
+        </w:tc>
+        <w:tc>
+          <w:tcPr>
+            <w:tcW w:type="dxa" w:w="2304"/>
+            <w:vAlign w:val="top"/>
+            <w:shd w:fill="002F6C"/>
+          </w:tcPr>
+          <w:p>
+            <w:pPr>
+              <w:spacing w:after="60"/>
+            </w:pPr>
+            <w:r/>
+            <w:r>
+              <w:rPr>
+                <w:b/>
+                <w:color w:val="FFFFFF"/>
+              </w:rPr>
+              <w:t>Equivalent to</w:t>
+            </w:r>
+          </w:p>
+        </w:tc>
+        <w:tc>
+          <w:tcPr>
+            <w:tcW w:type="dxa" w:w="4752"/>
+            <w:vAlign w:val="top"/>
+            <w:shd w:fill="002F6C"/>
+          </w:tcPr>
+          <w:p>
+            <w:pPr>
+              <w:spacing w:after="60"/>
+            </w:pPr>
+            <w:r/>
+            <w:r>
+              <w:rPr>
+                <w:b/>
+                <w:color w:val="FFFFFF"/>
+              </w:rPr>
+              <w:t>Link</w:t>
+            </w:r>
+          </w:p>
+        </w:tc>
+      </w:tr>
+      <w:tr>
+        <w:trPr>
+          <w:cantSplit/>
+        </w:trPr>
+        <w:tc>
+          <w:tcPr>
+            <w:tcW w:type="dxa" w:w="2736"/>
+            <w:vAlign w:val="top"/>
+          </w:tcPr>
+          <w:p>
+            <w:pPr>
+              <w:spacing w:after="60"/>
+            </w:pPr>
+            <w:r/>
+            <w:r>
+              <w:rPr>
+                <w:b w:val="0"/>
+              </w:rPr>
+              <w:t>ILO PRODOC Quality Appraisal</w:t>
+            </w:r>
+          </w:p>
+        </w:tc>
+        <w:tc>
+          <w:tcPr>
+            <w:tcW w:type="dxa" w:w="2304"/>
+            <w:vAlign w:val="top"/>
+          </w:tcPr>
+          <w:p>
+            <w:pPr>
+              <w:spacing w:after="60"/>
+            </w:pPr>
+            <w:r/>
+            <w:r>
+              <w:rPr>
+                <w:b w:val="0"/>
+              </w:rPr>
+              <w:t>Tab 1, with the 76-criterion v3 rubric</w:t>
+            </w:r>
+          </w:p>
+        </w:tc>
+        <w:tc>
+          <w:tcPr>
+            <w:tcW w:type="dxa" w:w="4752"/>
+            <w:vAlign w:val="top"/>
+          </w:tcPr>
+          <w:p>
+            <w:pPr>
+              <w:spacing w:after="60"/>
+            </w:pPr>
+            <w:r/>
+            <w:r>
+              <w:rPr>
+                <w:b w:val="0"/>
+              </w:rPr>
+              <w:t>https://chatgpt.com/g/g-6a2643b11e708191adc1c03e64260a25-ilo-prodoc-quality-appraisal</w:t>
+            </w:r>
+          </w:p>
+        </w:tc>
+      </w:tr>
+      <w:tr>
+        <w:trPr>
+          <w:cantSplit/>
+        </w:trPr>
+        <w:tc>
+          <w:tcPr>
+            <w:tcW w:type="dxa" w:w="2736"/>
+            <w:vAlign w:val="top"/>
+          </w:tcPr>
+          <w:p>
+            <w:pPr>
+              <w:spacing w:after="60"/>
+            </w:pPr>
+            <w:r/>
+            <w:r>
+              <w:rPr>
+                <w:b w:val="0"/>
+              </w:rPr>
+              <w:t>OIT - Diagnóstico de Atributos Específicos</w:t>
+            </w:r>
+          </w:p>
+        </w:tc>
+        <w:tc>
+          <w:tcPr>
+            <w:tcW w:type="dxa" w:w="2304"/>
+            <w:vAlign w:val="top"/>
+          </w:tcPr>
+          <w:p>
+            <w:pPr>
+              <w:spacing w:after="60"/>
+            </w:pPr>
+            <w:r/>
+            <w:r>
+              <w:rPr>
+                <w:b w:val="0"/>
+              </w:rPr>
+              <w:t>Tab 2</w:t>
+            </w:r>
+          </w:p>
+        </w:tc>
+        <w:tc>
+          <w:tcPr>
+            <w:tcW w:type="dxa" w:w="4752"/>
+            <w:vAlign w:val="top"/>
+          </w:tcPr>
+          <w:p>
+            <w:pPr>
+              <w:spacing w:after="60"/>
+            </w:pPr>
+            <w:r/>
+            <w:r>
+              <w:rPr>
+                <w:b w:val="0"/>
+              </w:rPr>
+              <w:t>https://chatgpt.com/g/g-6a43cc82d4d08191bf6e60357453e336-oit-diagnostico-de-atributos-especificos</w:t>
+            </w:r>
+          </w:p>
+        </w:tc>
+      </w:tr>
+      <w:tr>
+        <w:trPr>
+          <w:cantSplit/>
+        </w:trPr>
+        <w:tc>
+          <w:tcPr>
+            <w:tcW w:type="dxa" w:w="2736"/>
+            <w:vAlign w:val="top"/>
+          </w:tcPr>
+          <w:p>
+            <w:pPr>
+              <w:spacing w:after="60"/>
+            </w:pPr>
+            <w:r/>
+            <w:r>
+              <w:rPr>
+                <w:b w:val="0"/>
+              </w:rPr>
+              <w:t>OIT - Diagnóstico de Sostenibilidad del Proyecto</w:t>
+            </w:r>
+          </w:p>
+        </w:tc>
+        <w:tc>
+          <w:tcPr>
+            <w:tcW w:type="dxa" w:w="2304"/>
+            <w:vAlign w:val="top"/>
+          </w:tcPr>
+          <w:p>
+            <w:pPr>
+              <w:spacing w:after="60"/>
+            </w:pPr>
+            <w:r/>
+            <w:r>
+              <w:rPr>
+                <w:b w:val="0"/>
+              </w:rPr>
+              <w:t>Tab 3</w:t>
+            </w:r>
+          </w:p>
+        </w:tc>
+        <w:tc>
+          <w:tcPr>
+            <w:tcW w:type="dxa" w:w="4752"/>
+            <w:vAlign w:val="top"/>
+          </w:tcPr>
+          <w:p>
+            <w:pPr>
+              <w:spacing w:after="60"/>
+            </w:pPr>
+            <w:r/>
+            <w:r>
+              <w:rPr>
+                <w:b w:val="0"/>
+              </w:rPr>
+              <w:t>https://chatgpt.com/g/g-6a43d24307b88191bb362632f133c0f3-oit-diagnostico-de-sostenibilidad-del-proyecto</w:t>
+            </w:r>
+          </w:p>
+        </w:tc>
+      </w:tr>
+    </w:tbl>
+    <w:p/>
+    <w:p>
+      <w:r>
+        <w:t>Tabs 4, 5, and 6 have no ChatGPT equivalent: document chat and recommendation classification remain exclusive to the Streamlit app.</w:t>
+      </w:r>
+    </w:p>
+    <w:p>
+      <w:r>
+        <w:t>Access is by private link and requires a ChatGPT account. Whoever administers the service should treat link distribution as the effective access control.</w:t>
+      </w:r>
+    </w:p>
+    <w:p>
+      <w:pPr>
+        <w:pStyle w:val="Heading2"/>
+      </w:pPr>
+      <w:r>
+        <w:t>10.2 Workflow shared by all three assistants</w:t>
+      </w:r>
+    </w:p>
+    <w:p>
+      <w:pPr>
+        <w:ind w:left="360" w:hanging="360"/>
+      </w:pPr>
+      <w:r>
+        <w:t>1. Open the assistant link. Typing a greeting or pressing a starter button makes the assistant introduce itself and explain what it evaluates, without spending an evaluation.</w:t>
+      </w:r>
+    </w:p>
+    <w:p>
+      <w:pPr>
+        <w:ind w:left="360" w:hanging="360"/>
+      </w:pPr>
+      <w:r>
+        <w:t>2. Attach a single .docx file. If several are uploaded, the assistant asks which one to use.</w:t>
+      </w:r>
+    </w:p>
+    <w:p>
+      <w:pPr>
+        <w:ind w:left="360" w:hanging="360"/>
+      </w:pPr>
+      <w:r>
+        <w:t>3. State the scope in the same message: section or subsection for quality appraisal, thematic rubric for specific attributes, cycle dimension for sustainability. If omitted, the assistant asks before starting.</w:t>
+      </w:r>
+    </w:p>
+    <w:p>
+      <w:pPr>
+        <w:ind w:left="360" w:hanging="360"/>
+      </w:pPr>
+      <w:r>
+        <w:t>4. Wait while the assistant launches the job and polls its status. A full evaluation can take several minutes.</w:t>
+      </w:r>
+    </w:p>
+    <w:p>
+      <w:pPr>
+        <w:ind w:left="360" w:hanging="360"/>
+      </w:pPr>
+      <w:r>
+        <w:t>5. Review the on-screen summary and download the XLSX, which is the auditable record of the evaluation.</w:t>
+      </w:r>
+    </w:p>
+    <w:p>
+      <w:pPr>
+        <w:pStyle w:val="Heading2"/>
+      </w:pPr>
+      <w:r>
+        <w:t>10.3 Scope and scales per assistant</w:t>
+      </w:r>
+    </w:p>
+    <w:tbl>
+      <w:tblPr>
+        <w:tblStyle w:val="TableGrid"/>
+        <w:tblW w:type="auto" w:w="0"/>
+        <w:jc w:val="center"/>
+        <w:tblLook w:firstColumn="1" w:firstRow="1" w:lastColumn="0" w:lastRow="0" w:noHBand="0" w:noVBand="1" w:val="04A0"/>
+      </w:tblPr>
+      <w:tblGrid>
+        <w:gridCol w:w="3360"/>
+        <w:gridCol w:w="3360"/>
+        <w:gridCol w:w="3360"/>
+      </w:tblGrid>
+      <w:tr>
+        <w:trPr>
+          <w:cantSplit/>
+          <w:tblHeader w:val="true"/>
+        </w:trPr>
+        <w:tc>
+          <w:tcPr>
+            <w:tcW w:type="dxa" w:w="2592"/>
+            <w:vAlign w:val="top"/>
+            <w:shd w:fill="002F6C"/>
+          </w:tcPr>
+          <w:p>
+            <w:pPr>
+              <w:spacing w:after="60"/>
+            </w:pPr>
+            <w:r/>
+            <w:r>
+              <w:rPr>
+                <w:b/>
+                <w:color w:val="FFFFFF"/>
+              </w:rPr>
+              <w:t>Assistant</w:t>
+            </w:r>
+          </w:p>
+        </w:tc>
+        <w:tc>
+          <w:tcPr>
+            <w:tcW w:type="dxa" w:w="4320"/>
+            <w:vAlign w:val="top"/>
+            <w:shd w:fill="002F6C"/>
+          </w:tcPr>
+          <w:p>
+            <w:pPr>
+              <w:spacing w:after="60"/>
+            </w:pPr>
+            <w:r/>
+            <w:r>
+              <w:rPr>
+                <w:b/>
+                <w:color w:val="FFFFFF"/>
+              </w:rPr>
+              <w:t>Selectable scope</w:t>
+            </w:r>
+          </w:p>
+        </w:tc>
+        <w:tc>
+          <w:tcPr>
+            <w:tcW w:type="dxa" w:w="2880"/>
+            <w:vAlign w:val="top"/>
+            <w:shd w:fill="002F6C"/>
+          </w:tcPr>
+          <w:p>
+            <w:pPr>
+              <w:spacing w:after="60"/>
+            </w:pPr>
+            <w:r/>
+            <w:r>
+              <w:rPr>
+                <w:b/>
+                <w:color w:val="FFFFFF"/>
+              </w:rPr>
+              <w:t>Scale</w:t>
+            </w:r>
+          </w:p>
+        </w:tc>
+      </w:tr>
+      <w:tr>
+        <w:trPr>
+          <w:cantSplit/>
+        </w:trPr>
+        <w:tc>
+          <w:tcPr>
+            <w:tcW w:type="dxa" w:w="2592"/>
+            <w:vAlign w:val="top"/>
+          </w:tcPr>
+          <w:p>
+            <w:pPr>
+              <w:spacing w:after="60"/>
+            </w:pPr>
+            <w:r/>
+            <w:r>
+              <w:rPr>
+                <w:b w:val="0"/>
+              </w:rPr>
+              <w:t>Quality Appraisal (Tab 1 v3)</w:t>
+            </w:r>
+          </w:p>
+        </w:tc>
+        <w:tc>
+          <w:tcPr>
+            <w:tcW w:type="dxa" w:w="4320"/>
+            <w:vAlign w:val="top"/>
+          </w:tcPr>
+          <w:p>
+            <w:pPr>
+              <w:spacing w:after="60"/>
+            </w:pPr>
+            <w:r/>
+            <w:r>
+              <w:rPr>
+                <w:b w:val="0"/>
+              </w:rPr>
+              <w:t>Full rubric, one or more sections (1 to 5), or specific subsections (1.1 to 5.2)</w:t>
+            </w:r>
+          </w:p>
+        </w:tc>
+        <w:tc>
+          <w:tcPr>
+            <w:tcW w:type="dxa" w:w="2880"/>
+            <w:vAlign w:val="top"/>
+          </w:tcPr>
+          <w:p>
+            <w:pPr>
+              <w:spacing w:after="60"/>
+            </w:pPr>
+            <w:r/>
+            <w:r>
+              <w:rPr>
+                <w:b w:val="0"/>
+              </w:rPr>
+              <w:t>Yes / Partial / No / Not Found / N/A across 76 criteria</w:t>
+            </w:r>
+          </w:p>
+        </w:tc>
+      </w:tr>
+      <w:tr>
+        <w:trPr>
+          <w:cantSplit/>
+        </w:trPr>
+        <w:tc>
+          <w:tcPr>
+            <w:tcW w:type="dxa" w:w="2592"/>
+            <w:vAlign w:val="top"/>
+          </w:tcPr>
+          <w:p>
+            <w:pPr>
+              <w:spacing w:after="60"/>
+            </w:pPr>
+            <w:r/>
+            <w:r>
+              <w:rPr>
+                <w:b w:val="0"/>
+              </w:rPr>
+              <w:t>Specific Attributes (Tab 2)</w:t>
+            </w:r>
+          </w:p>
+        </w:tc>
+        <w:tc>
+          <w:tcPr>
+            <w:tcW w:type="dxa" w:w="4320"/>
+            <w:vAlign w:val="top"/>
+          </w:tcPr>
+          <w:p>
+            <w:pPr>
+              <w:spacing w:after="60"/>
+            </w:pPr>
+            <w:r/>
+            <w:r>
+              <w:rPr>
+                <w:b w:val="0"/>
+              </w:rPr>
+              <w:t>One or more of three rubrics: participatory methods, gender, just transition</w:t>
+            </w:r>
+          </w:p>
+        </w:tc>
+        <w:tc>
+          <w:tcPr>
+            <w:tcW w:type="dxa" w:w="2880"/>
+            <w:vAlign w:val="top"/>
+          </w:tcPr>
+          <w:p>
+            <w:pPr>
+              <w:spacing w:after="60"/>
+            </w:pPr>
+            <w:r/>
+            <w:r>
+              <w:rPr>
+                <w:b w:val="0"/>
+              </w:rPr>
+              <w:t>1 to 5 per criterion</w:t>
+            </w:r>
+          </w:p>
+        </w:tc>
+      </w:tr>
+      <w:tr>
+        <w:trPr>
+          <w:cantSplit/>
+        </w:trPr>
+        <w:tc>
+          <w:tcPr>
+            <w:tcW w:type="dxa" w:w="2592"/>
+            <w:vAlign w:val="top"/>
+          </w:tcPr>
+          <w:p>
+            <w:pPr>
+              <w:spacing w:after="60"/>
+            </w:pPr>
+            <w:r/>
+            <w:r>
+              <w:rPr>
+                <w:b w:val="0"/>
+              </w:rPr>
+              <w:t>Sustainability (Tab 3)</w:t>
+            </w:r>
+          </w:p>
+        </w:tc>
+        <w:tc>
+          <w:tcPr>
+            <w:tcW w:type="dxa" w:w="4320"/>
+            <w:vAlign w:val="top"/>
+          </w:tcPr>
+          <w:p>
+            <w:pPr>
+              <w:spacing w:after="60"/>
+            </w:pPr>
+            <w:r/>
+            <w:r>
+              <w:rPr>
+                <w:b w:val="0"/>
+              </w:rPr>
+              <w:t>Design dimension (PRODOCs), Implementation (progress reports), or Pre-Closure (closure and final evaluation)</w:t>
+            </w:r>
+          </w:p>
+        </w:tc>
+        <w:tc>
+          <w:tcPr>
+            <w:tcW w:type="dxa" w:w="2880"/>
+            <w:vAlign w:val="top"/>
+          </w:tcPr>
+          <w:p>
+            <w:pPr>
+              <w:spacing w:after="60"/>
+            </w:pPr>
+            <w:r/>
+            <w:r>
+              <w:rPr>
+                <w:b w:val="0"/>
+              </w:rPr>
+              <w:t>0 to 3 per indicator</w:t>
+            </w:r>
+          </w:p>
+        </w:tc>
+      </w:tr>
+    </w:tbl>
+    <w:p/>
+    <w:p>
+      <w:r>
+        <w:t>The scales are not interchangeable: 0-3 in sustainability and 1-5 in specific attributes measure different things and must not be averaged or compared directly.</w:t>
+      </w:r>
+    </w:p>
+    <w:p>
+      <w:r>
+        <w:t>All three assistants repeat each evaluation and consolidate the result: 10 runs per criterion in quality appraisal, 5 in specific attributes, and 5 in sustainability. The XLSX carries the stability percentage, showing how many of those runs agreed: a low percentage flags a criterion where the model was inconsistent and human review matters more.</w:t>
+      </w:r>
+    </w:p>
+    <w:p>
+      <w:r>
+        <w:t>A "Not Found" verdict in quality appraisal means the document lacks the information needed to assess the criterion. It differs from "No": the latter asserts the criterion is not met, while "Not Found" asserts it could not be determined.</w:t>
+      </w:r>
+    </w:p>
+    <w:p>
+      <w:pPr>
+        <w:pStyle w:val="Heading2"/>
+      </w:pPr>
+      <w:r>
+        <w:t>10.4 Configured conversation starters</w:t>
+      </w:r>
+    </w:p>
+    <w:tbl>
+      <w:tblPr>
+        <w:tblStyle w:val="TableGrid"/>
+        <w:tblW w:type="auto" w:w="0"/>
+        <w:jc w:val="center"/>
+        <w:tblLook w:firstColumn="1" w:firstRow="1" w:lastColumn="0" w:lastRow="0" w:noHBand="0" w:noVBand="1" w:val="04A0"/>
+      </w:tblPr>
+      <w:tblGrid>
+        <w:gridCol w:w="5040"/>
+        <w:gridCol w:w="5040"/>
+      </w:tblGrid>
+      <w:tr>
+        <w:trPr>
+          <w:cantSplit/>
+          <w:tblHeader w:val="true"/>
+        </w:trPr>
+        <w:tc>
+          <w:tcPr>
+            <w:tcW w:type="dxa" w:w="2448"/>
+            <w:vAlign w:val="top"/>
+            <w:shd w:fill="002F6C"/>
+          </w:tcPr>
+          <w:p>
+            <w:pPr>
+              <w:spacing w:after="60"/>
+            </w:pPr>
+            <w:r/>
+            <w:r>
+              <w:rPr>
+                <w:b/>
+                <w:color w:val="FFFFFF"/>
+              </w:rPr>
+              <w:t>Assistant</w:t>
+            </w:r>
+          </w:p>
+        </w:tc>
+        <w:tc>
+          <w:tcPr>
+            <w:tcW w:type="dxa" w:w="7344"/>
+            <w:vAlign w:val="top"/>
+            <w:shd w:fill="002F6C"/>
+          </w:tcPr>
+          <w:p>
+            <w:pPr>
+              <w:spacing w:after="60"/>
+            </w:pPr>
+            <w:r/>
+            <w:r>
+              <w:rPr>
+                <w:b/>
+                <w:color w:val="FFFFFF"/>
+              </w:rPr>
+              <w:t>Starter buttons</w:t>
+            </w:r>
+          </w:p>
+        </w:tc>
+      </w:tr>
+      <w:tr>
+        <w:trPr>
+          <w:cantSplit/>
+        </w:trPr>
+        <w:tc>
+          <w:tcPr>
+            <w:tcW w:type="dxa" w:w="2448"/>
+            <w:vAlign w:val="top"/>
+          </w:tcPr>
+          <w:p>
+            <w:pPr>
+              <w:spacing w:after="60"/>
+            </w:pPr>
+            <w:r/>
+            <w:r>
+              <w:rPr>
+                <w:b w:val="0"/>
+              </w:rPr>
+              <w:t>Quality Appraisal</w:t>
+            </w:r>
+          </w:p>
+        </w:tc>
+        <w:tc>
+          <w:tcPr>
+            <w:tcW w:type="dxa" w:w="7344"/>
+            <w:vAlign w:val="top"/>
+          </w:tcPr>
+          <w:p>
+            <w:pPr>
+              <w:spacing w:after="60"/>
+            </w:pPr>
+            <w:r/>
+            <w:r>
+              <w:rPr>
+                <w:b w:val="0"/>
+              </w:rPr>
+              <w:t>¿Qué puedes hacer y cómo empiezo? · Evalúa este PRODOC con la rúbrica completa · Evalúa solo la sección 3 (Marco de resultados) · ¿Qué secciones y subsecciones puedo filtrar?</w:t>
+            </w:r>
+          </w:p>
+        </w:tc>
+      </w:tr>
+      <w:tr>
+        <w:trPr>
+          <w:cantSplit/>
+        </w:trPr>
+        <w:tc>
+          <w:tcPr>
+            <w:tcW w:type="dxa" w:w="2448"/>
+            <w:vAlign w:val="top"/>
+          </w:tcPr>
+          <w:p>
+            <w:pPr>
+              <w:spacing w:after="60"/>
+            </w:pPr>
+            <w:r/>
+            <w:r>
+              <w:rPr>
+                <w:b w:val="0"/>
+              </w:rPr>
+              <w:t>Specific Attributes</w:t>
+            </w:r>
+          </w:p>
+        </w:tc>
+        <w:tc>
+          <w:tcPr>
+            <w:tcW w:type="dxa" w:w="7344"/>
+            <w:vAlign w:val="top"/>
+          </w:tcPr>
+          <w:p>
+            <w:pPr>
+              <w:spacing w:after="60"/>
+            </w:pPr>
+            <w:r/>
+            <w:r>
+              <w:rPr>
+                <w:b w:val="0"/>
+              </w:rPr>
+              <w:t>¿Qué rúbricas puedes aplicar? · Evalúa este documento con la rúbrica de género · Aplica la rúbrica de Transición Justa · Evalúa participación y género y compara resultados</w:t>
+            </w:r>
+          </w:p>
+        </w:tc>
+      </w:tr>
+      <w:tr>
+        <w:trPr>
+          <w:cantSplit/>
+        </w:trPr>
+        <w:tc>
+          <w:tcPr>
+            <w:tcW w:type="dxa" w:w="2448"/>
+            <w:vAlign w:val="top"/>
+          </w:tcPr>
+          <w:p>
+            <w:pPr>
+              <w:spacing w:after="60"/>
+            </w:pPr>
+            <w:r/>
+            <w:r>
+              <w:rPr>
+                <w:b w:val="0"/>
+              </w:rPr>
+              <w:t>Sustainability</w:t>
+            </w:r>
+          </w:p>
+        </w:tc>
+        <w:tc>
+          <w:tcPr>
+            <w:tcW w:type="dxa" w:w="7344"/>
+            <w:vAlign w:val="top"/>
+          </w:tcPr>
+          <w:p>
+            <w:pPr>
+              <w:spacing w:after="60"/>
+            </w:pPr>
+            <w:r/>
+            <w:r>
+              <w:rPr>
+                <w:b w:val="0"/>
+              </w:rPr>
+              <w:t>¿Qué dimensiones evalúas y cuál me corresponde? · Evalúa este PRODOC con la dimensión de Diseño · Es un informe de avance: aplica Implementación · Aplica la rúbrica completa de sostenibilidad</w:t>
+            </w:r>
+          </w:p>
+        </w:tc>
+      </w:tr>
+    </w:tbl>
+    <w:p/>
+    <w:p>
+      <w:r>
+        <w:t>Instruction text and starter buttons are maintained in docs/gpt_onboarding_es.md. When they are edited in the ChatGPT editor, that file must be updated too so documentation and assistants do not drift apart.</w:t>
+      </w:r>
+    </w:p>
+    <w:p>
+      <w:pPr>
+        <w:pStyle w:val="Heading2"/>
+      </w:pPr>
+      <w:r>
+        <w:t>10.5 Common problems with the GPT assistants</w:t>
+      </w:r>
+    </w:p>
+    <w:tbl>
+      <w:tblPr>
+        <w:tblStyle w:val="TableGrid"/>
+        <w:tblW w:type="auto" w:w="0"/>
+        <w:jc w:val="center"/>
+        <w:tblLook w:firstColumn="1" w:firstRow="1" w:lastColumn="0" w:lastRow="0" w:noHBand="0" w:noVBand="1" w:val="04A0"/>
+      </w:tblPr>
+      <w:tblGrid>
+        <w:gridCol w:w="3360"/>
+        <w:gridCol w:w="3360"/>
+        <w:gridCol w:w="3360"/>
+      </w:tblGrid>
+      <w:tr>
+        <w:trPr>
+          <w:cantSplit/>
+          <w:tblHeader w:val="true"/>
+        </w:trPr>
+        <w:tc>
+          <w:tcPr>
+            <w:tcW w:type="dxa" w:w="2880"/>
+            <w:vAlign w:val="top"/>
+            <w:shd w:fill="002F6C"/>
+          </w:tcPr>
+          <w:p>
+            <w:pPr>
+              <w:spacing w:after="60"/>
+            </w:pPr>
+            <w:r/>
+            <w:r>
+              <w:rPr>
+                <w:b/>
+                <w:color w:val="FFFFFF"/>
+              </w:rPr>
+              <w:t>Symptom</w:t>
+            </w:r>
+          </w:p>
+        </w:tc>
+        <w:tc>
+          <w:tcPr>
+            <w:tcW w:type="dxa" w:w="3312"/>
+            <w:vAlign w:val="top"/>
+            <w:shd w:fill="002F6C"/>
+          </w:tcPr>
+          <w:p>
+            <w:pPr>
+              <w:spacing w:after="60"/>
+            </w:pPr>
+            <w:r/>
+            <w:r>
+              <w:rPr>
+                <w:b/>
+                <w:color w:val="FFFFFF"/>
+              </w:rPr>
+              <w:t>Likely cause</w:t>
+            </w:r>
+          </w:p>
+        </w:tc>
+        <w:tc>
+          <w:tcPr>
+            <w:tcW w:type="dxa" w:w="3600"/>
+            <w:vAlign w:val="top"/>
+            <w:shd w:fill="002F6C"/>
+          </w:tcPr>
+          <w:p>
+            <w:pPr>
+              <w:spacing w:after="60"/>
+            </w:pPr>
+            <w:r/>
+            <w:r>
+              <w:rPr>
+                <w:b/>
+                <w:color w:val="FFFFFF"/>
+              </w:rPr>
+              <w:t>Action</w:t>
+            </w:r>
+          </w:p>
+        </w:tc>
+      </w:tr>
+      <w:tr>
+        <w:trPr>
+          <w:cantSplit/>
+        </w:trPr>
+        <w:tc>
+          <w:tcPr>
+            <w:tcW w:type="dxa" w:w="2880"/>
+            <w:vAlign w:val="top"/>
+          </w:tcPr>
+          <w:p>
+            <w:pPr>
+              <w:spacing w:after="60"/>
+            </w:pPr>
+            <w:r/>
+            <w:r>
+              <w:rPr>
+                <w:b w:val="0"/>
+              </w:rPr>
+              <w:t>The first evaluation of the day is slow to start</w:t>
+            </w:r>
+          </w:p>
+        </w:tc>
+        <w:tc>
+          <w:tcPr>
+            <w:tcW w:type="dxa" w:w="3312"/>
+            <w:vAlign w:val="top"/>
+          </w:tcPr>
+          <w:p>
+            <w:pPr>
+              <w:spacing w:after="60"/>
+            </w:pPr>
+            <w:r/>
+            <w:r>
+              <w:rPr>
+                <w:b w:val="0"/>
+              </w:rPr>
+              <w:t>The backend runs on Render's free plan and suspends on inactivity.</w:t>
+            </w:r>
+          </w:p>
+        </w:tc>
+        <w:tc>
+          <w:tcPr>
+            <w:tcW w:type="dxa" w:w="3600"/>
+            <w:vAlign w:val="top"/>
+          </w:tcPr>
+          <w:p>
+            <w:pPr>
+              <w:spacing w:after="60"/>
+            </w:pPr>
+            <w:r/>
+            <w:r>
+              <w:rPr>
+                <w:b w:val="0"/>
+              </w:rPr>
+              <w:t>Wait for the cold start; this is expected, not a fault.</w:t>
+            </w:r>
+          </w:p>
+        </w:tc>
+      </w:tr>
+      <w:tr>
+        <w:trPr>
+          <w:cantSplit/>
+        </w:trPr>
+        <w:tc>
+          <w:tcPr>
+            <w:tcW w:type="dxa" w:w="2880"/>
+            <w:vAlign w:val="top"/>
+          </w:tcPr>
+          <w:p>
+            <w:pPr>
+              <w:spacing w:after="60"/>
+            </w:pPr>
+            <w:r/>
+            <w:r>
+              <w:rPr>
+                <w:b w:val="0"/>
+              </w:rPr>
+              <w:t>The assistant reports an authentication failure</w:t>
+            </w:r>
+          </w:p>
+        </w:tc>
+        <w:tc>
+          <w:tcPr>
+            <w:tcW w:type="dxa" w:w="3312"/>
+            <w:vAlign w:val="top"/>
+          </w:tcPr>
+          <w:p>
+            <w:pPr>
+              <w:spacing w:after="60"/>
+            </w:pPr>
+            <w:r/>
+            <w:r>
+              <w:rPr>
+                <w:b w:val="0"/>
+              </w:rPr>
+              <w:t>The Action key does not match ILO_GPT_ACTION_API_KEY on the server.</w:t>
+            </w:r>
+          </w:p>
+        </w:tc>
+        <w:tc>
+          <w:tcPr>
+            <w:tcW w:type="dxa" w:w="3600"/>
+            <w:vAlign w:val="top"/>
+          </w:tcPr>
+          <w:p>
+            <w:pPr>
+              <w:spacing w:after="60"/>
+            </w:pPr>
+            <w:r/>
+            <w:r>
+              <w:rPr>
+                <w:b w:val="0"/>
+              </w:rPr>
+              <w:t>Check the key in the GPT's Action and in the Render dashboard.</w:t>
+            </w:r>
+          </w:p>
+        </w:tc>
+      </w:tr>
+      <w:tr>
+        <w:trPr>
+          <w:cantSplit/>
+        </w:trPr>
+        <w:tc>
+          <w:tcPr>
+            <w:tcW w:type="dxa" w:w="2880"/>
+            <w:vAlign w:val="top"/>
+          </w:tcPr>
+          <w:p>
+            <w:pPr>
+              <w:spacing w:after="60"/>
+            </w:pPr>
+            <w:r/>
+            <w:r>
+              <w:rPr>
+                <w:b w:val="0"/>
+              </w:rPr>
+              <w:t>The evaluation fails midway</w:t>
+            </w:r>
+          </w:p>
+        </w:tc>
+        <w:tc>
+          <w:tcPr>
+            <w:tcW w:type="dxa" w:w="3312"/>
+            <w:vAlign w:val="top"/>
+          </w:tcPr>
+          <w:p>
+            <w:pPr>
+              <w:spacing w:after="60"/>
+            </w:pPr>
+            <w:r/>
+            <w:r>
+              <w:rPr>
+                <w:b w:val="0"/>
+              </w:rPr>
+              <w:t>API rate limit, a very long document, or a transient service failure.</w:t>
+            </w:r>
+          </w:p>
+        </w:tc>
+        <w:tc>
+          <w:tcPr>
+            <w:tcW w:type="dxa" w:w="3600"/>
+            <w:vAlign w:val="top"/>
+          </w:tcPr>
+          <w:p>
+            <w:pPr>
+              <w:spacing w:after="60"/>
+            </w:pPr>
+            <w:r/>
+            <w:r>
+              <w:rPr>
+                <w:b w:val="0"/>
+              </w:rPr>
+              <w:t>Retry with a narrower scope: one section or a single rubric.</w:t>
+            </w:r>
+          </w:p>
+        </w:tc>
+      </w:tr>
+      <w:tr>
+        <w:trPr>
+          <w:cantSplit/>
+        </w:trPr>
+        <w:tc>
+          <w:tcPr>
+            <w:tcW w:type="dxa" w:w="2880"/>
+            <w:vAlign w:val="top"/>
+          </w:tcPr>
+          <w:p>
+            <w:pPr>
+              <w:spacing w:after="60"/>
+            </w:pPr>
+            <w:r/>
+            <w:r>
+              <w:rPr>
+                <w:b w:val="0"/>
+              </w:rPr>
+              <w:t>The assistant asks the user to upload the rubric</w:t>
+            </w:r>
+          </w:p>
+        </w:tc>
+        <w:tc>
+          <w:tcPr>
+            <w:tcW w:type="dxa" w:w="3312"/>
+            <w:vAlign w:val="top"/>
+          </w:tcPr>
+          <w:p>
+            <w:pPr>
+              <w:spacing w:after="60"/>
+            </w:pPr>
+            <w:r/>
+            <w:r>
+              <w:rPr>
+                <w:b w:val="0"/>
+              </w:rPr>
+              <w:t>Model drift from its instructions.</w:t>
+            </w:r>
+          </w:p>
+        </w:tc>
+        <w:tc>
+          <w:tcPr>
+            <w:tcW w:type="dxa" w:w="3600"/>
+            <w:vAlign w:val="top"/>
+          </w:tcPr>
+          <w:p>
+            <w:pPr>
+              <w:spacing w:after="60"/>
+            </w:pPr>
+            <w:r/>
+            <w:r>
+              <w:rPr>
+                <w:b w:val="0"/>
+              </w:rPr>
+              <w:t>Clarify that it should use the server-side rubric; if it recurs, review the GPT instructions.</w:t>
+            </w:r>
+          </w:p>
+        </w:tc>
+      </w:tr>
+      <w:tr>
+        <w:trPr>
+          <w:cantSplit/>
+        </w:trPr>
+        <w:tc>
+          <w:tcPr>
+            <w:tcW w:type="dxa" w:w="2880"/>
+            <w:vAlign w:val="top"/>
+          </w:tcPr>
+          <w:p>
+            <w:pPr>
+              <w:spacing w:after="60"/>
+            </w:pPr>
+            <w:r/>
+            <w:r>
+              <w:rPr>
+                <w:b w:val="0"/>
+              </w:rPr>
+              <w:t>An in-flight evaluation was lost</w:t>
+            </w:r>
+          </w:p>
+        </w:tc>
+        <w:tc>
+          <w:tcPr>
+            <w:tcW w:type="dxa" w:w="3312"/>
+            <w:vAlign w:val="top"/>
+          </w:tcPr>
+          <w:p>
+            <w:pPr>
+              <w:spacing w:after="60"/>
+            </w:pPr>
+            <w:r/>
+            <w:r>
+              <w:rPr>
+                <w:b w:val="0"/>
+              </w:rPr>
+              <w:t>The service restarted or redeployed: job state lives in memory.</w:t>
+            </w:r>
+          </w:p>
+        </w:tc>
+        <w:tc>
+          <w:tcPr>
+            <w:tcW w:type="dxa" w:w="3600"/>
+            <w:vAlign w:val="top"/>
+          </w:tcPr>
+          <w:p>
+            <w:pPr>
+              <w:spacing w:after="60"/>
+            </w:pPr>
+            <w:r/>
+            <w:r>
+              <w:rPr>
+                <w:b w:val="0"/>
+              </w:rPr>
+              <w:t>Relaunch the evaluation. The lost job cannot be recovered.</w:t>
+            </w:r>
+          </w:p>
+        </w:tc>
+      </w:tr>
+      <w:tr>
+        <w:trPr>
+          <w:cantSplit/>
+        </w:trPr>
+        <w:tc>
+          <w:tcPr>
+            <w:tcW w:type="dxa" w:w="2880"/>
+            <w:vAlign w:val="top"/>
+          </w:tcPr>
+          <w:p>
+            <w:pPr>
+              <w:spacing w:after="60"/>
+            </w:pPr>
+            <w:r/>
+            <w:r>
+              <w:rPr>
+                <w:b w:val="0"/>
+              </w:rPr>
+              <w:t>All three assistants fail at once</w:t>
+            </w:r>
+          </w:p>
+        </w:tc>
+        <w:tc>
+          <w:tcPr>
+            <w:tcW w:type="dxa" w:w="3312"/>
+            <w:vAlign w:val="top"/>
+          </w:tcPr>
+          <w:p>
+            <w:pPr>
+              <w:spacing w:after="60"/>
+            </w:pPr>
+            <w:r/>
+            <w:r>
+              <w:rPr>
+                <w:b w:val="0"/>
+              </w:rPr>
+              <w:t>Shared backend outage.</w:t>
+            </w:r>
+          </w:p>
+        </w:tc>
+        <w:tc>
+          <w:tcPr>
+            <w:tcW w:type="dxa" w:w="3600"/>
+            <w:vAlign w:val="top"/>
+          </w:tcPr>
+          <w:p>
+            <w:pPr>
+              <w:spacing w:after="60"/>
+            </w:pPr>
+            <w:r/>
+            <w:r>
+              <w:rPr>
+                <w:b w:val="0"/>
+              </w:rPr>
+              <w:t>Check GET /health on the server; this is a service problem, not a document problem.</w:t>
+            </w:r>
+          </w:p>
+        </w:tc>
+      </w:tr>
+    </w:tbl>
+    <w:p/>
     <w:sectPr>
       <w:pgSz w:w="12240" w:h="15840"/>
       <w:pgMar w:top="1008" w:right="1080" w:bottom="1008" w:left="1080" w:header="720" w:footer="720" w:gutter="0"/>
